--- a/companies/calderwood-partners/People/2015.06.12 - Onboarding - Brenda Clayton - DRAFT.docx
+++ b/companies/calderwood-partners/People/2015.06.12 - Onboarding - Brenda Clayton - DRAFT.docx
@@ -15,22 +15,22 @@
         <w:pStyle w:val="Heading1"/>
       </w:pPr>
       <w:r>
-        <w:t>Onboarding: Brenda Clayton, Consultant</w:t>
+        <w:t>Joining Calderwood Partners: Brenda Clayton</w:t>
       </w:r>
     </w:p>
     <w:p>
       <w:r>
-        <w:t>Brenda Clayton comes to us as a Consultant in the Advisory practice. She joins on the operating-model work, which is the core of what we sell: taking apart how a company is organized and run, finding where the structure no longer fits the business, and making the case for a change the client can actually carry out. It is analytical work that lives or dies on a tight argument, and she is good at building one and letting it stand on its own rather than overselling it. Her drafts are lean and she is reluctant to overstate, so her conclusions tend to land with a quiet confidence instead of a hard sell. That fits how we like to work.</w:t>
+        <w:t>Brenda Clayton, welcome to Calderwood Partners. You join us as a Consultant in the Advisory practice, a step up in responsibility from the associate bench, and the work will ask correspondingly more of you: you will carry the analytical legwork on a workstream, from the unglamorous cleanup of a client's data to the exhibits that sit behind a finding, and you will be trusted to keep your working notes tied to the sources they came from, so that any conclusion you reach can be walked back to the evidence that supports it.</w:t>
       </w:r>
     </w:p>
     <w:p>
       <w:r>
-        <w:t>As a Consultant she will run analysis and own pieces of an engagement directly, working alongside the associates rather than only through them. Brenda reports to Jason Torres, Principal. He will staff her onto live work and set her priorities across engagements. She should take scheduling conflicts and questions of scope to him; anything that needs a call above that level can come to me. In her first weeks I would have her and Jason settle directly which engagements she carries and what he wants to see before anything reaches a client.</w:t>
+        <w:t>You will report to Jason Torres, Principal, who will assign your workstreams and read your analysis first, and I would tell you early that the quality he and I prize most is not speed but candor: when a piece of analysis rests on thin ground, we would far rather you mark the soft spot plainly than smooth it over, because a finding brought forward with its weaknesses visible is one a client can actually put to use. That instinct to flag a doubt rather than paper over it is, I gather, already yours, and it is a good part of the reason the firm was glad to bring you on.</w:t>
       </w:r>
     </w:p>
     <w:p>
       <w:r>
-        <w:t>I do not expect her to spend long ramping up. In the first weeks she should read into the two or three engagements she is most likely to touch and get current on where each one stands, and she should meet the associates whose research she will be building on. Operations handles her setup in the opening days. The client material she will be working from is confidential, and she should handle it accordingly from the first day. The sooner she is into real analysis the better, and the operating-model files on the shared drive are the best guide we have to how these problems get framed here.</w:t>
+        <w:t>In the near term, human resources will have your paperwork and systems access in order on your first morning, and Jason will place you on a live engagement within your first days, since our method is far better absorbed on real work than described in a note of this kind. Through the opening weeks I would ask that you spend as much attention on understanding how a workstream was scoped as on executing your part of it, because the discipline that keeps our engagements honest begins with knowing exactly what a given piece of analysis was, and was not, meant to answer.</w:t>
       </w:r>
     </w:p>
     <w:sectPr>
